--- a/Documentation/00-Documentation-Index.docx
+++ b/Documentation/00-Documentation-Index.docx
@@ -193,7 +193,7 @@
           <w:szCs w:val="18"/>
           <w:shd w:fill="F4F5F7" w:val="clear"/>
         </w:rPr>
-        <w:t xml:space="preserve">03-technical-architecture.md</w:t>
+        <w:t>document 03 (Technical Architecture)</w:t>
       </w:r>
       <w:r>
         <w:rPr>
@@ -212,7 +212,7 @@
           <w:szCs w:val="18"/>
           <w:shd w:fill="F4F5F7" w:val="clear"/>
         </w:rPr>
-        <w:t xml:space="preserve">08-test-plan.md</w:t>
+        <w:t>document 08 (QA &amp; Test Plan)</w:t>
       </w:r>
       <w:r>
         <w:rPr>
@@ -310,7 +310,7 @@
           <w:szCs w:val="18"/>
           <w:shd w:fill="F4F5F7" w:val="clear"/>
         </w:rPr>
-        <w:t xml:space="preserve">10-screen-specification.md</w:t>
+        <w:t>document 10 (Screen Specification)</w:t>
       </w:r>
       <w:r>
         <w:rPr>
@@ -682,7 +682,7 @@
                 <w:sz w:val="20"/>
                 <w:szCs w:val="20"/>
               </w:rPr>
-              <w:t xml:space="preserve">Everyone — start here</w:t>
+              <w:t>Product team, engineering</w:t>
             </w:r>
           </w:p>
         </w:tc>
@@ -2949,6 +2949,25 @@
           <w:szCs w:val="20"/>
         </w:rPr>
         <w:t xml:space="preserve">Retain full recordings, or discard video after transcript and frames are extracted.</w:t>
+      </w:r>
+    </w:p>
+    <w:p>
+      <w:pPr>
+        <w:pStyle w:val="ListParagraph"/>
+        <w:numPr>
+          <w:ilvl w:val="0"/>
+          <w:numId w:val="5"/>
+        </w:numPr>
+        <w:spacing w:after="40" w:before="40"/>
+      </w:pPr>
+      <w:r>
+        <w:rPr>
+          <w:rFonts w:ascii="Calibri" w:cs="Calibri" w:eastAsia="Calibri" w:hAnsi="Calibri"/>
+          <w:color w:val="1E2761"/>
+          <w:sz w:val="20"/>
+          <w:szCs w:val="20"/>
+        </w:rPr>
+        <w:t>Transactional email provider to replace Gmail Workspace SMTP (~2,000 recipients/day) — needed before handbook acknowledgement nudges ship in M4.</w:t>
       </w:r>
     </w:p>
     <w:p>
